--- a/lessons/2-12/homework.docx
+++ b/lessons/2-12/homework.docx
@@ -115,7 +115,7 @@
           <wp:inline distT="0" distB="0" distL="0" distR="0">
             <wp:extent cx="1047750" cy="790575"/>
             <wp:effectExtent t="0" r="0" b="0" l="0"/>
-            <wp:docPr id="1" name="" descr="" title=""/>
+            <wp:docPr id="1" name="Multiply Decimals" descr="Picture illustrating the vocabulary word &quot;Multiply Decimals&quot;" title="Multiply Decimals"/>
             <wp:cNvGraphicFramePr>
               <a:graphicFrameLocks xmlns:a="http://schemas.openxmlformats.org/drawingml/2006/main" noChangeAspect="1"/>
             </wp:cNvGraphicFramePr>
@@ -178,7 +178,7 @@
           <wp:inline distT="0" distB="0" distL="0" distR="0">
             <wp:extent cx="1047750" cy="790575"/>
             <wp:effectExtent t="0" r="0" b="0" l="0"/>
-            <wp:docPr id="1" name="" descr="" title=""/>
+            <wp:docPr id="1" name="Product" descr="Picture illustrating the vocabulary word &quot;Product&quot;" title="Product"/>
             <wp:cNvGraphicFramePr>
               <a:graphicFrameLocks xmlns:a="http://schemas.openxmlformats.org/drawingml/2006/main" noChangeAspect="1"/>
             </wp:cNvGraphicFramePr>
@@ -241,7 +241,7 @@
           <wp:inline distT="0" distB="0" distL="0" distR="0">
             <wp:extent cx="1047750" cy="628650"/>
             <wp:effectExtent t="0" r="0" b="0" l="0"/>
-            <wp:docPr id="1" name="" descr="" title=""/>
+            <wp:docPr id="1" name="Decimal point" descr="Picture illustrating the vocabulary word &quot;Decimal point&quot;" title="Decimal point"/>
             <wp:cNvGraphicFramePr>
               <a:graphicFrameLocks xmlns:a="http://schemas.openxmlformats.org/drawingml/2006/main" noChangeAspect="1"/>
             </wp:cNvGraphicFramePr>
@@ -304,7 +304,7 @@
           <wp:inline distT="0" distB="0" distL="0" distR="0">
             <wp:extent cx="1047750" cy="790575"/>
             <wp:effectExtent t="0" r="0" b="0" l="0"/>
-            <wp:docPr id="1" name="" descr="" title=""/>
+            <wp:docPr id="1" name="Estimate" descr="Picture illustrating the vocabulary word &quot;Estimate&quot;" title="Estimate"/>
             <wp:cNvGraphicFramePr>
               <a:graphicFrameLocks xmlns:a="http://schemas.openxmlformats.org/drawingml/2006/main" noChangeAspect="1"/>
             </wp:cNvGraphicFramePr>
@@ -367,7 +367,7 @@
           <wp:inline distT="0" distB="0" distL="0" distR="0">
             <wp:extent cx="1047750" cy="628650"/>
             <wp:effectExtent t="0" r="0" b="0" l="0"/>
-            <wp:docPr id="1" name="" descr="" title=""/>
+            <wp:docPr id="1" name="Place value" descr="Picture illustrating the vocabulary word &quot;Place value&quot;" title="Place value"/>
             <wp:cNvGraphicFramePr>
               <a:graphicFrameLocks xmlns:a="http://schemas.openxmlformats.org/drawingml/2006/main" noChangeAspect="1"/>
             </wp:cNvGraphicFramePr>
@@ -430,7 +430,7 @@
           <wp:inline distT="0" distB="0" distL="0" distR="0">
             <wp:extent cx="1047750" cy="790575"/>
             <wp:effectExtent t="0" r="0" b="0" l="0"/>
-            <wp:docPr id="1" name="" descr="" title=""/>
+            <wp:docPr id="1" name="Decimal places" descr="Picture illustrating the vocabulary word &quot;Decimal places&quot;" title="Decimal places"/>
             <wp:cNvGraphicFramePr>
               <a:graphicFrameLocks xmlns:a="http://schemas.openxmlformats.org/drawingml/2006/main" noChangeAspect="1"/>
             </wp:cNvGraphicFramePr>
@@ -524,31 +524,31 @@
         <w:spacing w:after="40" w:before="0"/>
       </w:pPr>
       <w:r>
-        <w:t xml:space="preserve">     A. 8.84</w:t>
-      </w:r>
-    </w:p>
-    <w:p>
-      <w:pPr>
-        <w:spacing w:after="40" w:before="0"/>
-      </w:pPr>
-      <w:r>
-        <w:t xml:space="preserve">     B. 88.4</w:t>
-      </w:r>
-    </w:p>
-    <w:p>
-      <w:pPr>
-        <w:spacing w:after="40" w:before="0"/>
-      </w:pPr>
-      <w:r>
-        <w:t xml:space="preserve">     C. 0.884</w:t>
-      </w:r>
-    </w:p>
-    <w:p>
-      <w:pPr>
-        <w:spacing w:after="40" w:before="0"/>
-      </w:pPr>
-      <w:r>
-        <w:t xml:space="preserve">     D. 8.48</w:t>
+        <w:t xml:space="preserve">     A. 0.884</w:t>
+      </w:r>
+    </w:p>
+    <w:p>
+      <w:pPr>
+        <w:spacing w:after="40" w:before="0"/>
+      </w:pPr>
+      <w:r>
+        <w:t xml:space="preserve">     B. 8.48</w:t>
+      </w:r>
+    </w:p>
+    <w:p>
+      <w:pPr>
+        <w:spacing w:after="40" w:before="0"/>
+      </w:pPr>
+      <w:r>
+        <w:t xml:space="preserve">     C. 8.84</w:t>
+      </w:r>
+    </w:p>
+    <w:p>
+      <w:pPr>
+        <w:spacing w:after="40" w:before="0"/>
+      </w:pPr>
+      <w:r>
+        <w:t xml:space="preserve">     D. 88.4</w:t>
       </w:r>
     </w:p>
     <w:p>
@@ -579,31 +579,31 @@
         <w:spacing w:after="40" w:before="0"/>
       </w:pPr>
       <w:r>
-        <w:t xml:space="preserve">     A. 1.05</w:t>
-      </w:r>
-    </w:p>
-    <w:p>
-      <w:pPr>
-        <w:spacing w:after="40" w:before="0"/>
-      </w:pPr>
-      <w:r>
-        <w:t xml:space="preserve">     B. 10.5</w:t>
-      </w:r>
-    </w:p>
-    <w:p>
-      <w:pPr>
-        <w:spacing w:after="40" w:before="0"/>
-      </w:pPr>
-      <w:r>
-        <w:t xml:space="preserve">     C. 0.105</w:t>
-      </w:r>
-    </w:p>
-    <w:p>
-      <w:pPr>
-        <w:spacing w:after="40" w:before="0"/>
-      </w:pPr>
-      <w:r>
-        <w:t xml:space="preserve">     D. 1.50</w:t>
+        <w:t xml:space="preserve">     A. 0.105</w:t>
+      </w:r>
+    </w:p>
+    <w:p>
+      <w:pPr>
+        <w:spacing w:after="40" w:before="0"/>
+      </w:pPr>
+      <w:r>
+        <w:t xml:space="preserve">     B. 1.05</w:t>
+      </w:r>
+    </w:p>
+    <w:p>
+      <w:pPr>
+        <w:spacing w:after="40" w:before="0"/>
+      </w:pPr>
+      <w:r>
+        <w:t xml:space="preserve">     C. 1.50</w:t>
+      </w:r>
+    </w:p>
+    <w:p>
+      <w:pPr>
+        <w:spacing w:after="40" w:before="0"/>
+      </w:pPr>
+      <w:r>
+        <w:t xml:space="preserve">     D. 10.5</w:t>
       </w:r>
     </w:p>
     <w:p>
@@ -1032,31 +1032,31 @@
         <w:spacing w:after="40" w:before="0"/>
       </w:pPr>
       <w:r>
-        <w:t xml:space="preserve">     A. 133.2 miles</w:t>
-      </w:r>
-    </w:p>
-    <w:p>
-      <w:pPr>
-        <w:spacing w:after="40" w:before="0"/>
-      </w:pPr>
-      <w:r>
-        <w:t xml:space="preserve">     B. 13.32 miles</w:t>
-      </w:r>
-    </w:p>
-    <w:p>
-      <w:pPr>
-        <w:spacing w:after="40" w:before="0"/>
-      </w:pPr>
-      <w:r>
-        <w:t xml:space="preserve">     C. 1,332 miles</w:t>
-      </w:r>
-    </w:p>
-    <w:p>
-      <w:pPr>
-        <w:spacing w:after="40" w:before="0"/>
-      </w:pPr>
-      <w:r>
-        <w:t xml:space="preserve">     D. 57.9 miles</w:t>
+        <w:t xml:space="preserve">     A. 13.32 miles</w:t>
+      </w:r>
+    </w:p>
+    <w:p>
+      <w:pPr>
+        <w:spacing w:after="40" w:before="0"/>
+      </w:pPr>
+      <w:r>
+        <w:t xml:space="preserve">     B. 57.9 miles</w:t>
+      </w:r>
+    </w:p>
+    <w:p>
+      <w:pPr>
+        <w:spacing w:after="40" w:before="0"/>
+      </w:pPr>
+      <w:r>
+        <w:t xml:space="preserve">     C. 133.2 miles</w:t>
+      </w:r>
+    </w:p>
+    <w:p>
+      <w:pPr>
+        <w:spacing w:after="40" w:before="0"/>
+      </w:pPr>
+      <w:r>
+        <w:t xml:space="preserve">     D. 1,332 miles</w:t>
       </w:r>
     </w:p>
     <w:p>
@@ -1099,47 +1099,47 @@
         <w:spacing w:after="40" w:before="0"/>
       </w:pPr>
       <w:r>
-        <w:t xml:space="preserve">   • 3.5 × 4 = 14 (greater than both)   → __________________</w:t>
-      </w:r>
-    </w:p>
-    <w:p>
-      <w:pPr>
-        <w:spacing w:after="40" w:before="0"/>
-      </w:pPr>
-      <w:r>
-        <w:t xml:space="preserve">   • 6 × 2.5 = 15 (greater than both)   → __________________</w:t>
-      </w:r>
-    </w:p>
-    <w:p>
-      <w:pPr>
-        <w:spacing w:after="40" w:before="0"/>
-      </w:pPr>
-      <w:r>
-        <w:t xml:space="preserve">   • 10 × 1.5 = 15 (greater than both)   → __________________</w:t>
-      </w:r>
-    </w:p>
-    <w:p>
-      <w:pPr>
-        <w:spacing w:after="40" w:before="0"/>
-      </w:pPr>
-      <w:r>
-        <w:t xml:space="preserve">   • 0.5 × 8 = 4 (less than 8)   → __________________</w:t>
-      </w:r>
-    </w:p>
-    <w:p>
-      <w:pPr>
-        <w:spacing w:after="40" w:before="0"/>
-      </w:pPr>
-      <w:r>
-        <w:t xml:space="preserve">   • 0.3 × 0.4 = 0.12 (less than both)   → __________________</w:t>
-      </w:r>
-    </w:p>
-    <w:p>
-      <w:pPr>
-        <w:spacing w:after="40" w:before="0"/>
-      </w:pPr>
-      <w:r>
-        <w:t xml:space="preserve">   • 0.7 × 6 = 4.2 (less than 6)   → __________________</w:t>
+        <w:t xml:space="preserve">   • 3.5 × 4   → __________________</w:t>
+      </w:r>
+    </w:p>
+    <w:p>
+      <w:pPr>
+        <w:spacing w:after="40" w:before="0"/>
+      </w:pPr>
+      <w:r>
+        <w:t xml:space="preserve">   • 6 × 2.5   → __________________</w:t>
+      </w:r>
+    </w:p>
+    <w:p>
+      <w:pPr>
+        <w:spacing w:after="40" w:before="0"/>
+      </w:pPr>
+      <w:r>
+        <w:t xml:space="preserve">   • 10 × 1.5   → __________________</w:t>
+      </w:r>
+    </w:p>
+    <w:p>
+      <w:pPr>
+        <w:spacing w:after="40" w:before="0"/>
+      </w:pPr>
+      <w:r>
+        <w:t xml:space="preserve">   • 0.5 × 8   → __________________</w:t>
+      </w:r>
+    </w:p>
+    <w:p>
+      <w:pPr>
+        <w:spacing w:after="40" w:before="0"/>
+      </w:pPr>
+      <w:r>
+        <w:t xml:space="preserve">   • 0.3 × 0.4   → __________________</w:t>
+      </w:r>
+    </w:p>
+    <w:p>
+      <w:pPr>
+        <w:spacing w:after="40" w:before="0"/>
+      </w:pPr>
+      <w:r>
+        <w:t xml:space="preserve">   • 0.7 × 6   → __________________</w:t>
       </w:r>
     </w:p>
     <w:p>
@@ -1259,7 +1259,7 @@
         <w:spacing w:after="40" w:before="0"/>
       </w:pPr>
       <w:r>
-        <w:t xml:space="preserve">     A. $12.75</w:t>
+        <w:t xml:space="preserve">     A. $1.275</w:t>
       </w:r>
     </w:p>
     <w:p>
@@ -1275,7 +1275,7 @@
         <w:spacing w:after="40" w:before="0"/>
       </w:pPr>
       <w:r>
-        <w:t xml:space="preserve">     C. $1.275</w:t>
+        <w:t xml:space="preserve">     C. $12.75</w:t>
       </w:r>
     </w:p>
     <w:p>
@@ -1314,23 +1314,23 @@
         <w:spacing w:after="40" w:before="0"/>
       </w:pPr>
       <w:r>
-        <w:t xml:space="preserve">     A. $0.24</w:t>
-      </w:r>
-    </w:p>
-    <w:p>
-      <w:pPr>
-        <w:spacing w:after="40" w:before="0"/>
-      </w:pPr>
-      <w:r>
-        <w:t xml:space="preserve">     B. $2.40</w:t>
-      </w:r>
-    </w:p>
-    <w:p>
-      <w:pPr>
-        <w:spacing w:after="40" w:before="0"/>
-      </w:pPr>
-      <w:r>
-        <w:t xml:space="preserve">     C. $0.024</w:t>
+        <w:t xml:space="preserve">     A. $0.024</w:t>
+      </w:r>
+    </w:p>
+    <w:p>
+      <w:pPr>
+        <w:spacing w:after="40" w:before="0"/>
+      </w:pPr>
+      <w:r>
+        <w:t xml:space="preserve">     B. $0.24</w:t>
+      </w:r>
+    </w:p>
+    <w:p>
+      <w:pPr>
+        <w:spacing w:after="40" w:before="0"/>
+      </w:pPr>
+      <w:r>
+        <w:t xml:space="preserve">     C. $2.40</w:t>
       </w:r>
     </w:p>
     <w:p>
@@ -1369,31 +1369,31 @@
         <w:spacing w:after="40" w:before="0"/>
       </w:pPr>
       <w:r>
-        <w:t xml:space="preserve">     A. $3.00</w:t>
-      </w:r>
-    </w:p>
-    <w:p>
-      <w:pPr>
-        <w:spacing w:after="40" w:before="0"/>
-      </w:pPr>
-      <w:r>
-        <w:t xml:space="preserve">     B. $30.00</w:t>
-      </w:r>
-    </w:p>
-    <w:p>
-      <w:pPr>
-        <w:spacing w:after="40" w:before="0"/>
-      </w:pPr>
-      <w:r>
-        <w:t xml:space="preserve">     C. $0.30</w:t>
-      </w:r>
-    </w:p>
-    <w:p>
-      <w:pPr>
-        <w:spacing w:after="40" w:before="0"/>
-      </w:pPr>
-      <w:r>
-        <w:t xml:space="preserve">     D. $3.70</w:t>
+        <w:t xml:space="preserve">     A. $0.30</w:t>
+      </w:r>
+    </w:p>
+    <w:p>
+      <w:pPr>
+        <w:spacing w:after="40" w:before="0"/>
+      </w:pPr>
+      <w:r>
+        <w:t xml:space="preserve">     B. $3.00</w:t>
+      </w:r>
+    </w:p>
+    <w:p>
+      <w:pPr>
+        <w:spacing w:after="40" w:before="0"/>
+      </w:pPr>
+      <w:r>
+        <w:t xml:space="preserve">     C. $3.70</w:t>
+      </w:r>
+    </w:p>
+    <w:p>
+      <w:pPr>
+        <w:spacing w:after="40" w:before="0"/>
+      </w:pPr>
+      <w:r>
+        <w:t xml:space="preserve">     D. $30.00</w:t>
       </w:r>
     </w:p>
     <w:p>
@@ -1434,7 +1434,7 @@
           <w:b/>
           <w:bCs/>
         </w:rPr>
-        <w:t xml:space="preserve">1. A. 8.84</w:t>
+        <w:t xml:space="preserve">1. C. 8.84</w:t>
       </w:r>
     </w:p>
     <w:p>
@@ -1466,7 +1466,7 @@
           <w:b/>
           <w:bCs/>
         </w:rPr>
-        <w:t xml:space="preserve">2. A. 1.05</w:t>
+        <w:t xml:space="preserve">2. B. 1.05</w:t>
       </w:r>
     </w:p>
     <w:p>
@@ -1618,7 +1618,7 @@
           <w:b/>
           <w:bCs/>
         </w:rPr>
-        <w:t xml:space="preserve">5. A. 133.2 miles</w:t>
+        <w:t xml:space="preserve">5. C. 133.2 miles</w:t>
       </w:r>
     </w:p>
     <w:p>
@@ -1658,47 +1658,47 @@
         <w:spacing w:after="20" w:before="0"/>
       </w:pPr>
       <w:r>
-        <w:t xml:space="preserve">     3.5 × 4 = 14 (greater than both) → Product Greater Than Both Factors</w:t>
-      </w:r>
-    </w:p>
-    <w:p>
-      <w:pPr>
-        <w:spacing w:after="20" w:before="0"/>
-      </w:pPr>
-      <w:r>
-        <w:t xml:space="preserve">     6 × 2.5 = 15 (greater than both) → Product Greater Than Both Factors</w:t>
-      </w:r>
-    </w:p>
-    <w:p>
-      <w:pPr>
-        <w:spacing w:after="20" w:before="0"/>
-      </w:pPr>
-      <w:r>
-        <w:t xml:space="preserve">     10 × 1.5 = 15 (greater than both) → Product Greater Than Both Factors</w:t>
-      </w:r>
-    </w:p>
-    <w:p>
-      <w:pPr>
-        <w:spacing w:after="20" w:before="0"/>
-      </w:pPr>
-      <w:r>
-        <w:t xml:space="preserve">     0.5 × 8 = 4 (less than 8) → Product Less Than at Least One Factor</w:t>
-      </w:r>
-    </w:p>
-    <w:p>
-      <w:pPr>
-        <w:spacing w:after="20" w:before="0"/>
-      </w:pPr>
-      <w:r>
-        <w:t xml:space="preserve">     0.3 × 0.4 = 0.12 (less than both) → Product Less Than at Least One Factor</w:t>
-      </w:r>
-    </w:p>
-    <w:p>
-      <w:pPr>
-        <w:spacing w:after="20" w:before="0"/>
-      </w:pPr>
-      <w:r>
-        <w:t xml:space="preserve">     0.7 × 6 = 4.2 (less than 6) → Product Less Than at Least One Factor</w:t>
+        <w:t xml:space="preserve">     3.5 × 4 → Product Greater Than Both Factors</w:t>
+      </w:r>
+    </w:p>
+    <w:p>
+      <w:pPr>
+        <w:spacing w:after="20" w:before="0"/>
+      </w:pPr>
+      <w:r>
+        <w:t xml:space="preserve">     6 × 2.5 → Product Greater Than Both Factors</w:t>
+      </w:r>
+    </w:p>
+    <w:p>
+      <w:pPr>
+        <w:spacing w:after="20" w:before="0"/>
+      </w:pPr>
+      <w:r>
+        <w:t xml:space="preserve">     10 × 1.5 → Product Greater Than Both Factors</w:t>
+      </w:r>
+    </w:p>
+    <w:p>
+      <w:pPr>
+        <w:spacing w:after="20" w:before="0"/>
+      </w:pPr>
+      <w:r>
+        <w:t xml:space="preserve">     0.5 × 8 → Product Less Than at Least One Factor</w:t>
+      </w:r>
+    </w:p>
+    <w:p>
+      <w:pPr>
+        <w:spacing w:after="20" w:before="0"/>
+      </w:pPr>
+      <w:r>
+        <w:t xml:space="preserve">     0.3 × 0.4 → Product Less Than at Least One Factor</w:t>
+      </w:r>
+    </w:p>
+    <w:p>
+      <w:pPr>
+        <w:spacing w:after="20" w:before="0"/>
+      </w:pPr>
+      <w:r>
+        <w:t xml:space="preserve">     0.7 × 6 → Product Less Than at Least One Factor</w:t>
       </w:r>
     </w:p>
     <w:p>
@@ -1754,7 +1754,7 @@
           <w:b/>
           <w:bCs/>
         </w:rPr>
-        <w:t xml:space="preserve">8. A. $12.75</w:t>
+        <w:t xml:space="preserve">8. C. $12.75</w:t>
       </w:r>
     </w:p>
     <w:p>
@@ -1786,7 +1786,7 @@
           <w:b/>
           <w:bCs/>
         </w:rPr>
-        <w:t xml:space="preserve">9. A. $0.24</w:t>
+        <w:t xml:space="preserve">9. B. $0.24</w:t>
       </w:r>
     </w:p>
     <w:p>
@@ -1818,7 +1818,7 @@
           <w:b/>
           <w:bCs/>
         </w:rPr>
-        <w:t xml:space="preserve">10. A. $3.00</w:t>
+        <w:t xml:space="preserve">10. B. $3.00</w:t>
       </w:r>
     </w:p>
     <w:p>
@@ -2027,7 +2027,14 @@
 <file path=word/styles.xml><?xml version="1.0" encoding="utf-8"?>
 <w:styles xmlns:mc="http://schemas.openxmlformats.org/markup-compatibility/2006" xmlns:r="http://schemas.openxmlformats.org/officeDocument/2006/relationships" xmlns:w="http://schemas.openxmlformats.org/wordprocessingml/2006/main" xmlns:w14="http://schemas.microsoft.com/office/word/2010/wordml" xmlns:w15="http://schemas.microsoft.com/office/word/2012/wordml" mc:Ignorable="w14 w15">
   <w:docDefaults>
-    <w:rPrDefault/>
+    <w:rPrDefault>
+      <w:rPr>
+        <w:rFonts w:ascii="Arial" w:cs="Arial" w:eastAsia="Arial" w:hAnsi="Arial"/>
+        <w:sz w:val="22"/>
+        <w:szCs w:val="22"/>
+        <w:lang w:val="en-US"/>
+      </w:rPr>
+    </w:rPrDefault>
     <w:pPrDefault/>
   </w:docDefaults>
   <w:style w:type="paragraph" w:styleId="Title">
@@ -2045,10 +2052,16 @@
     <w:basedOn w:val="Normal"/>
     <w:next w:val="Normal"/>
     <w:qFormat/>
+    <w:pPr>
+      <w:keepNext/>
+    </w:pPr>
     <w:rPr>
-      <w:color w:val="2E74B5"/>
-      <w:sz w:val="32"/>
-      <w:szCs w:val="32"/>
+      <w:rFonts w:ascii="Arial" w:cs="Arial" w:eastAsia="Arial" w:hAnsi="Arial"/>
+      <w:b/>
+      <w:bCs/>
+      <w:color w:val="183E56"/>
+      <w:sz w:val="34"/>
+      <w:szCs w:val="34"/>
     </w:rPr>
   </w:style>
   <w:style w:type="paragraph" w:styleId="Heading2">
@@ -2056,8 +2069,14 @@
     <w:basedOn w:val="Normal"/>
     <w:next w:val="Normal"/>
     <w:qFormat/>
+    <w:pPr>
+      <w:keepNext/>
+    </w:pPr>
     <w:rPr>
-      <w:color w:val="2E74B5"/>
+      <w:rFonts w:ascii="Arial" w:cs="Arial" w:eastAsia="Arial" w:hAnsi="Arial"/>
+      <w:b/>
+      <w:bCs/>
+      <w:color w:val="176B70"/>
       <w:sz w:val="26"/>
       <w:szCs w:val="26"/>
     </w:rPr>

--- a/lessons/2-12/homework.docx
+++ b/lessons/2-12/homework.docx
@@ -1405,440 +1405,6 @@
           <w:color w:val="BBBBBB"/>
         </w:rPr>
         <w:t xml:space="preserve">______________________________________________________________________</w:t>
-      </w:r>
-    </w:p>
-    <w:p>
-      <w:r>
-        <w:br w:type="page"/>
-      </w:r>
-    </w:p>
-    <w:p>
-      <w:pPr>
-        <w:pStyle w:val="Heading1"/>
-        <w:spacing w:after="120"/>
-      </w:pPr>
-      <w:r>
-        <w:rPr>
-          <w:b/>
-          <w:bCs/>
-        </w:rPr>
-        <w:t xml:space="preserve">Answer Key (Teacher)</w:t>
-      </w:r>
-    </w:p>
-    <w:p>
-      <w:pPr>
-        <w:spacing w:after="40" w:before="0"/>
-      </w:pPr>
-      <w:r>
-        <w:rPr>
-          <w:b/>
-          <w:bCs/>
-        </w:rPr>
-        <w:t xml:space="preserve">1. C. 8.84</w:t>
-      </w:r>
-    </w:p>
-    <w:p>
-      <w:pPr>
-        <w:spacing w:after="20" w:before="0"/>
-      </w:pPr>
-      <w:r>
-        <w:t xml:space="preserve">     34 × 26 = 884. There are 2 total decimal places (1 + 1), so place the decimal to get 8.84.</w:t>
-      </w:r>
-    </w:p>
-    <w:p>
-      <w:pPr>
-        <w:spacing w:after="80" w:before="0"/>
-      </w:pPr>
-      <w:r>
-        <w:rPr>
-          <w:i/>
-          <w:iCs/>
-        </w:rPr>
-        <w:t xml:space="preserve">     Watch for: A common mistake in Multiply Decimals is counting decimal places from only one factor instead of adding the decimal places from BOTH factors. For example, in 0.4 × 0.06, a student multiplies 4 × 6 = 24, then places the decimal point using just one factor's place count (1 place), writing 0.24 instead of the correct answer: 0.4 has 1 decimal place and 0.06 has 2 decimal places, for a total of 3, so 24 becomes 0.024. Before you submit, count the decimal places in EACH factor separately and add them together — that total is how many decimal places belong in your final answer.</w:t>
-      </w:r>
-    </w:p>
-    <w:p>
-      <w:pPr>
-        <w:spacing w:after="40" w:before="0"/>
-      </w:pPr>
-      <w:r>
-        <w:rPr>
-          <w:b/>
-          <w:bCs/>
-        </w:rPr>
-        <w:t xml:space="preserve">2. B. 1.05</w:t>
-      </w:r>
-    </w:p>
-    <w:p>
-      <w:pPr>
-        <w:spacing w:after="20" w:before="0"/>
-      </w:pPr>
-      <w:r>
-        <w:t xml:space="preserve">     7 × 15 = 105. There are 2 total decimal places (1 + 1), so place the decimal to get 1.05.</w:t>
-      </w:r>
-    </w:p>
-    <w:p>
-      <w:pPr>
-        <w:spacing w:after="80" w:before="0"/>
-      </w:pPr>
-      <w:r>
-        <w:rPr>
-          <w:i/>
-          <w:iCs/>
-        </w:rPr>
-        <w:t xml:space="preserve">     Watch for: A common mistake in Multiply Decimals is counting decimal places from only one factor instead of adding the decimal places from BOTH factors. For example, in 0.4 × 0.06, a student multiplies 4 × 6 = 24, then places the decimal point using just one factor's place count (1 place), writing 0.24 instead of the correct answer: 0.4 has 1 decimal place and 0.06 has 2 decimal places, for a total of 3, so 24 becomes 0.024. Before you submit, count the decimal places in EACH factor separately and add them together — that total is how many decimal places belong in your final answer.</w:t>
-      </w:r>
-    </w:p>
-    <w:p>
-      <w:pPr>
-        <w:spacing w:after="40" w:before="0"/>
-      </w:pPr>
-      <w:r>
-        <w:rPr>
-          <w:b/>
-          <w:bCs/>
-        </w:rPr>
-        <w:t xml:space="preserve">3. Matches:</w:t>
-      </w:r>
-    </w:p>
-    <w:p>
-      <w:pPr>
-        <w:spacing w:after="20" w:before="0"/>
-      </w:pPr>
-      <w:r>
-        <w:t xml:space="preserve">     2.5 × 4 → 10</w:t>
-      </w:r>
-    </w:p>
-    <w:p>
-      <w:pPr>
-        <w:spacing w:after="20" w:before="0"/>
-      </w:pPr>
-      <w:r>
-        <w:t xml:space="preserve">     1.2 × 0.3 → 0.36</w:t>
-      </w:r>
-    </w:p>
-    <w:p>
-      <w:pPr>
-        <w:spacing w:after="20" w:before="0"/>
-      </w:pPr>
-      <w:r>
-        <w:t xml:space="preserve">     3.6 × 0.5 → 1.8</w:t>
-      </w:r>
-    </w:p>
-    <w:p>
-      <w:pPr>
-        <w:spacing w:after="20" w:before="0"/>
-      </w:pPr>
-      <w:r>
-        <w:t xml:space="preserve">     4.8 × 2.5 → 12</w:t>
-      </w:r>
-    </w:p>
-    <w:p>
-      <w:pPr>
-        <w:spacing w:after="20" w:before="0"/>
-      </w:pPr>
-      <w:r>
-        <w:t xml:space="preserve">     0.6 × 0.8 → 0.48</w:t>
-      </w:r>
-    </w:p>
-    <w:p>
-      <w:pPr>
-        <w:spacing w:after="20" w:before="0"/>
-      </w:pPr>
-      <w:r>
-        <w:t xml:space="preserve">     7.5 × 1.2 → 9</w:t>
-      </w:r>
-    </w:p>
-    <w:p>
-      <w:pPr>
-        <w:spacing w:after="40" w:before="0"/>
-      </w:pPr>
-      <w:r>
-        <w:t xml:space="preserve"/>
-      </w:r>
-    </w:p>
-    <w:p>
-      <w:pPr>
-        <w:spacing w:after="40" w:before="0"/>
-      </w:pPr>
-      <w:r>
-        <w:rPr>
-          <w:b/>
-          <w:bCs/>
-        </w:rPr>
-        <w:t xml:space="preserve">4. Complete each decimal multiplication.</w:t>
-      </w:r>
-    </w:p>
-    <w:p>
-      <w:pPr>
-        <w:spacing w:after="20" w:before="0"/>
-      </w:pPr>
-      <w:r>
-        <w:t xml:space="preserve">     6.4 × 3.5 → 22.4</w:t>
-      </w:r>
-    </w:p>
-    <w:p>
-      <w:pPr>
-        <w:spacing w:after="20" w:before="0"/>
-      </w:pPr>
-      <w:r>
-        <w:t xml:space="preserve">     0.25 × 0.4 → 0.1</w:t>
-      </w:r>
-    </w:p>
-    <w:p>
-      <w:pPr>
-        <w:spacing w:after="20" w:before="0"/>
-      </w:pPr>
-      <w:r>
-        <w:t xml:space="preserve">     8.3 × 2.1 → 17.43</w:t>
-      </w:r>
-    </w:p>
-    <w:p>
-      <w:pPr>
-        <w:spacing w:after="20" w:before="0"/>
-      </w:pPr>
-      <w:r>
-        <w:t xml:space="preserve">     12.5 × 0.8 → 10</w:t>
-      </w:r>
-    </w:p>
-    <w:p>
-      <w:pPr>
-        <w:spacing w:after="40" w:before="0"/>
-      </w:pPr>
-      <w:r>
-        <w:t xml:space="preserve"/>
-      </w:r>
-    </w:p>
-    <w:p>
-      <w:pPr>
-        <w:spacing w:after="40" w:before="0"/>
-      </w:pPr>
-      <w:r>
-        <w:rPr>
-          <w:b/>
-          <w:bCs/>
-        </w:rPr>
-        <w:t xml:space="preserve">5. C. 133.2 miles</w:t>
-      </w:r>
-    </w:p>
-    <w:p>
-      <w:pPr>
-        <w:spacing w:after="20" w:before="0"/>
-      </w:pPr>
-      <w:r>
-        <w:t xml:space="preserve">     555 × 24 = 13,320. Total decimal places: 1 + 1 = 2. Answer: 133.20 = 133.2 miles.</w:t>
-      </w:r>
-    </w:p>
-    <w:p>
-      <w:pPr>
-        <w:spacing w:after="80" w:before="0"/>
-      </w:pPr>
-      <w:r>
-        <w:rPr>
-          <w:i/>
-          <w:iCs/>
-        </w:rPr>
-        <w:t xml:space="preserve">     Watch for: A common mistake in Multiply Decimals is counting decimal places from only one factor instead of adding the decimal places from BOTH factors. For example, in 0.4 × 0.06, a student multiplies 4 × 6 = 24, then places the decimal point using just one factor's place count (1 place), writing 0.24 instead of the correct answer: 0.4 has 1 decimal place and 0.06 has 2 decimal places, for a total of 3, so 24 becomes 0.024. Before you submit, count the decimal places in EACH factor separately and add them together — that total is how many decimal places belong in your final answer.</w:t>
-      </w:r>
-    </w:p>
-    <w:p>
-      <w:pPr>
-        <w:spacing w:after="40" w:before="0"/>
-      </w:pPr>
-      <w:r>
-        <w:rPr>
-          <w:b/>
-          <w:bCs/>
-        </w:rPr>
-        <w:t xml:space="preserve">6. Correct groups:</w:t>
-      </w:r>
-    </w:p>
-    <w:p>
-      <w:pPr>
-        <w:spacing w:after="20" w:before="0"/>
-      </w:pPr>
-      <w:r>
-        <w:t xml:space="preserve">     3.5 × 4 → Product Greater Than Both Factors</w:t>
-      </w:r>
-    </w:p>
-    <w:p>
-      <w:pPr>
-        <w:spacing w:after="20" w:before="0"/>
-      </w:pPr>
-      <w:r>
-        <w:t xml:space="preserve">     6 × 2.5 → Product Greater Than Both Factors</w:t>
-      </w:r>
-    </w:p>
-    <w:p>
-      <w:pPr>
-        <w:spacing w:after="20" w:before="0"/>
-      </w:pPr>
-      <w:r>
-        <w:t xml:space="preserve">     10 × 1.5 → Product Greater Than Both Factors</w:t>
-      </w:r>
-    </w:p>
-    <w:p>
-      <w:pPr>
-        <w:spacing w:after="20" w:before="0"/>
-      </w:pPr>
-      <w:r>
-        <w:t xml:space="preserve">     0.5 × 8 → Product Less Than at Least One Factor</w:t>
-      </w:r>
-    </w:p>
-    <w:p>
-      <w:pPr>
-        <w:spacing w:after="20" w:before="0"/>
-      </w:pPr>
-      <w:r>
-        <w:t xml:space="preserve">     0.3 × 0.4 → Product Less Than at Least One Factor</w:t>
-      </w:r>
-    </w:p>
-    <w:p>
-      <w:pPr>
-        <w:spacing w:after="20" w:before="0"/>
-      </w:pPr>
-      <w:r>
-        <w:t xml:space="preserve">     0.7 × 6 → Product Less Than at Least One Factor</w:t>
-      </w:r>
-    </w:p>
-    <w:p>
-      <w:pPr>
-        <w:spacing w:after="40" w:before="0"/>
-      </w:pPr>
-      <w:r>
-        <w:t xml:space="preserve"/>
-      </w:r>
-    </w:p>
-    <w:p>
-      <w:pPr>
-        <w:spacing w:after="40" w:before="0"/>
-      </w:pPr>
-      <w:r>
-        <w:rPr>
-          <w:b/>
-          <w:bCs/>
-        </w:rPr>
-        <w:t xml:space="preserve">7. Spot the Common Mistake — Placing the Decimal Point</w:t>
-      </w:r>
-    </w:p>
-    <w:p>
-      <w:pPr>
-        <w:spacing w:after="20" w:before="0"/>
-      </w:pPr>
-      <w:r>
-        <w:t xml:space="preserve">     The mistake is in Step 4.</w:t>
-      </w:r>
-    </w:p>
-    <w:p>
-      <w:pPr>
-        <w:spacing w:after="20" w:before="0"/>
-      </w:pPr>
-      <w:r>
-        <w:t xml:space="preserve">     Correct work: The whole-number product 15 × 24 = 360 and the count of 2 decimal places are both correct. The mistake is in placing the point: moving it 2 places from the right in 360 gives 3.60, not 0.36. So 1.5 × 2.4 = 3.6. An estimate of 2 × 2 = 4 confirms 3.6 is reasonable, while 0.36 is far too small.</w:t>
-      </w:r>
-    </w:p>
-    <w:p>
-      <w:pPr>
-        <w:spacing w:after="80" w:before="0"/>
-      </w:pPr>
-      <w:r>
-        <w:t xml:space="preserve">     Watch for: The digits 15 × 24 = 360 and the count of 2 decimal places are both correct; only the placement is off. Counting 2 places from the right end of 360 lands the point between the 3 and the 6, giving 3.60 = 3.6. An estimate of 2 × 2 = 4 confirms that 3.6 is the reasonable size and 0.36 is about ten times too small.</w:t>
-      </w:r>
-    </w:p>
-    <w:p>
-      <w:pPr>
-        <w:spacing w:after="40" w:before="0"/>
-      </w:pPr>
-      <w:r>
-        <w:rPr>
-          <w:b/>
-          <w:bCs/>
-        </w:rPr>
-        <w:t xml:space="preserve">8. C. $12.75</w:t>
-      </w:r>
-    </w:p>
-    <w:p>
-      <w:pPr>
-        <w:spacing w:after="20" w:before="0"/>
-      </w:pPr>
-      <w:r>
-        <w:t xml:space="preserve">     3 × 425 = 1,275. The factor $4.25 has 2 decimal places, so 3 × $4.25 = $12.75.</w:t>
-      </w:r>
-    </w:p>
-    <w:p>
-      <w:pPr>
-        <w:spacing w:after="80" w:before="0"/>
-      </w:pPr>
-      <w:r>
-        <w:rPr>
-          <w:i/>
-          <w:iCs/>
-        </w:rPr>
-        <w:t xml:space="preserve">     Watch for: A common mistake in Multiply Decimals is counting decimal places from only one factor instead of adding the decimal places from BOTH factors. For example, in 0.4 × 0.06, a student multiplies 4 × 6 = 24, then places the decimal point using just one factor's place count (1 place), writing 0.24 instead of the correct answer: 0.4 has 1 decimal place and 0.06 has 2 decimal places, for a total of 3, so 24 becomes 0.024. Before you submit, count the decimal places in EACH factor separately and add them together — that total is how many decimal places belong in your final answer.</w:t>
-      </w:r>
-    </w:p>
-    <w:p>
-      <w:pPr>
-        <w:spacing w:after="40" w:before="0"/>
-      </w:pPr>
-      <w:r>
-        <w:rPr>
-          <w:b/>
-          <w:bCs/>
-        </w:rPr>
-        <w:t xml:space="preserve">9. B. $0.24</w:t>
-      </w:r>
-    </w:p>
-    <w:p>
-      <w:pPr>
-        <w:spacing w:after="20" w:before="0"/>
-      </w:pPr>
-      <w:r>
-        <w:t xml:space="preserve">     6 × 4 = 24. There are 2 total decimal places (1 + 1), so 0.6 × 0.4 = 0.24, which is $0.24.</w:t>
-      </w:r>
-    </w:p>
-    <w:p>
-      <w:pPr>
-        <w:spacing w:after="80" w:before="0"/>
-      </w:pPr>
-      <w:r>
-        <w:rPr>
-          <w:i/>
-          <w:iCs/>
-        </w:rPr>
-        <w:t xml:space="preserve">     Watch for: A common mistake in Multiply Decimals is counting decimal places from only one factor instead of adding the decimal places from BOTH factors. For example, in 0.4 × 0.06, a student multiplies 4 × 6 = 24, then places the decimal point using just one factor's place count (1 place), writing 0.24 instead of the correct answer: 0.4 has 1 decimal place and 0.06 has 2 decimal places, for a total of 3, so 24 becomes 0.024. Before you submit, count the decimal places in EACH factor separately and add them together — that total is how many decimal places belong in your final answer.</w:t>
-      </w:r>
-    </w:p>
-    <w:p>
-      <w:pPr>
-        <w:spacing w:after="40" w:before="0"/>
-      </w:pPr>
-      <w:r>
-        <w:rPr>
-          <w:b/>
-          <w:bCs/>
-        </w:rPr>
-        <w:t xml:space="preserve">10. B. $3.00</w:t>
-      </w:r>
-    </w:p>
-    <w:p>
-      <w:pPr>
-        <w:spacing w:after="20" w:before="0"/>
-      </w:pPr>
-      <w:r>
-        <w:t xml:space="preserve">     25 × 12 = 300. There are 2 total decimal places (1 + 1), so 2.5 × 1.2 = 3.00 = $3.00.</w:t>
-      </w:r>
-    </w:p>
-    <w:p>
-      <w:pPr>
-        <w:spacing w:after="80" w:before="0"/>
-      </w:pPr>
-      <w:r>
-        <w:rPr>
-          <w:i/>
-          <w:iCs/>
-        </w:rPr>
-        <w:t xml:space="preserve">     Watch for: A common mistake in Multiply Decimals is counting decimal places from only one factor instead of adding the decimal places from BOTH factors. For example, in 0.4 × 0.06, a student multiplies 4 × 6 = 24, then places the decimal point using just one factor's place count (1 place), writing 0.24 instead of the correct answer: 0.4 has 1 decimal place and 0.06 has 2 decimal places, for a total of 3, so 24 becomes 0.024. Before you submit, count the decimal places in EACH factor separately and add them together — that total is how many decimal places belong in your final answer.</w:t>
       </w:r>
     </w:p>
     <w:sectPr>
